--- a/resources/templates/SAMPLE APPOINTMENT FORM.docx
+++ b/resources/templates/SAMPLE APPOINTMENT FORM.docx
@@ -1326,6 +1326,8 @@
           </mc:Fallback>
         </mc:AlternateContent>
       </w:r>
+      <w:bookmarkStart w:id="0" w:name="_GoBack"/>
+      <w:bookmarkEnd w:id="0"/>
       <w:r>
         <w:rPr>
           <w:color w:val="000000"/>
@@ -3588,8 +3590,6 @@
           <w:szCs w:val="22"/>
         </w:rPr>
       </w:pPr>
-      <w:bookmarkStart w:id="0" w:name="_GoBack"/>
-      <w:bookmarkEnd w:id="0"/>
       <w:r>
         <w:rPr>
           <w:color w:val="000000"/>
@@ -3821,6 +3821,16 @@
                               <w:rPr>
                                 <w:rFonts w:hint="default"/>
                                 <w:b/>
+                                <w:sz w:val="22"/>
+                                <w:szCs w:val="22"/>
+                                <w:lang w:val="en-PH"/>
+                              </w:rPr>
+                              <w:t xml:space="preserve">  </w:t>
+                            </w:r>
+                            <w:r>
+                              <w:rPr>
+                                <w:rFonts w:hint="default"/>
+                                <w:b/>
                                 <w:color w:val="auto"/>
                                 <w:sz w:val="22"/>
                                 <w:szCs w:val="22"/>
@@ -3834,7 +3844,7 @@
                                 <w:sz w:val="22"/>
                                 <w:szCs w:val="22"/>
                               </w:rPr>
-                              <w:t xml:space="preserve">.    </w:t>
+                              <w:t xml:space="preserve">    </w:t>
                             </w:r>
                           </w:p>
                           <w:p>
@@ -4054,6 +4064,16 @@
                         <w:rPr>
                           <w:rFonts w:hint="default"/>
                           <w:b/>
+                          <w:sz w:val="22"/>
+                          <w:szCs w:val="22"/>
+                          <w:lang w:val="en-PH"/>
+                        </w:rPr>
+                        <w:t xml:space="preserve">  </w:t>
+                      </w:r>
+                      <w:r>
+                        <w:rPr>
+                          <w:rFonts w:hint="default"/>
+                          <w:b/>
                           <w:color w:val="auto"/>
                           <w:sz w:val="22"/>
                           <w:szCs w:val="22"/>
@@ -4067,7 +4087,7 @@
                           <w:sz w:val="22"/>
                           <w:szCs w:val="22"/>
                         </w:rPr>
-                        <w:t xml:space="preserve">.    </w:t>
+                        <w:t xml:space="preserve">    </w:t>
                       </w:r>
                     </w:p>
                     <w:p>
@@ -4673,6 +4693,124 @@
           <w:szCs w:val="22"/>
         </w:rPr>
       </w:pPr>
+      <w:r>
+        <w:rPr>
+          <w:sz w:val="22"/>
+        </w:rPr>
+        <mc:AlternateContent>
+          <mc:Choice Requires="wps">
+            <w:drawing>
+              <wp:anchor distT="0" distB="0" distL="114300" distR="114300" simplePos="0" relativeHeight="251707392" behindDoc="0" locked="0" layoutInCell="1" allowOverlap="1">
+                <wp:simplePos x="0" y="0"/>
+                <wp:positionH relativeFrom="column">
+                  <wp:posOffset>915670</wp:posOffset>
+                </wp:positionH>
+                <wp:positionV relativeFrom="paragraph">
+                  <wp:posOffset>88265</wp:posOffset>
+                </wp:positionV>
+                <wp:extent cx="153035" cy="252730"/>
+                <wp:effectExtent l="0" t="0" r="0" b="0"/>
+                <wp:wrapNone/>
+                <wp:docPr id="6" name="Text Box 6"/>
+                <wp:cNvGraphicFramePr/>
+                <a:graphic xmlns:a="http://schemas.openxmlformats.org/drawingml/2006/main">
+                  <a:graphicData uri="http://schemas.microsoft.com/office/word/2010/wordprocessingShape">
+                    <wps:wsp>
+                      <wps:cNvSpPr txBox="1"/>
+                      <wps:spPr>
+                        <a:xfrm>
+                          <a:off x="0" y="0"/>
+                          <a:ext cx="153035" cy="252730"/>
+                        </a:xfrm>
+                        <a:prstGeom prst="rect">
+                          <a:avLst/>
+                        </a:prstGeom>
+                        <a:ln w="9525" cap="flat" cmpd="sng" algn="ctr">
+                          <a:noFill/>
+                          <a:prstDash val="dash"/>
+                        </a:ln>
+                      </wps:spPr>
+                      <wps:style>
+                        <a:lnRef idx="0">
+                          <a:schemeClr val="accent1"/>
+                        </a:lnRef>
+                        <a:fillRef idx="0">
+                          <a:srgbClr val="FFFFFF"/>
+                        </a:fillRef>
+                        <a:effectRef idx="0">
+                          <a:srgbClr val="FFFFFF"/>
+                        </a:effectRef>
+                        <a:fontRef idx="minor">
+                          <a:schemeClr val="tx1"/>
+                        </a:fontRef>
+                      </wps:style>
+                      <wps:txbx>
+                        <w:txbxContent>
+                          <w:p>
+                            <w:pPr>
+                              <w:rPr>
+                                <w:rFonts w:hint="default"/>
+                                <w:b/>
+                                <w:bCs/>
+                                <w:lang w:val="en-PH"/>
+                              </w:rPr>
+                            </w:pPr>
+                            <w:r>
+                              <w:rPr>
+                                <w:rFonts w:hint="default"/>
+                                <w:b/>
+                                <w:bCs/>
+                                <w:lang w:val="en-PH"/>
+                              </w:rPr>
+                              <w:t>.</w:t>
+                            </w:r>
+                          </w:p>
+                        </w:txbxContent>
+                      </wps:txbx>
+                      <wps:bodyPr rot="0" spcFirstLastPara="0" vertOverflow="overflow" horzOverflow="overflow" vert="horz" wrap="square" lIns="91440" tIns="45720" rIns="91440" bIns="45720" numCol="1" spcCol="0" rtlCol="0" fromWordArt="0" anchor="t" anchorCtr="0" forceAA="0" compatLnSpc="1">
+                        <a:noAutofit/>
+                      </wps:bodyPr>
+                    </wps:wsp>
+                  </a:graphicData>
+                </a:graphic>
+              </wp:anchor>
+            </w:drawing>
+          </mc:Choice>
+          <mc:Fallback>
+            <w:pict>
+              <v:shape id="_x0000_s1026" o:spid="_x0000_s1026" o:spt="202" type="#_x0000_t202" style="position:absolute;left:0pt;margin-left:72.1pt;margin-top:6.95pt;height:19.9pt;width:12.05pt;z-index:251707392;mso-width-relative:page;mso-height-relative:page;" filled="f" stroked="f" coordsize="21600,21600" o:gfxdata="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">
+                <v:fill on="f" focussize="0,0"/>
+                <v:stroke on="f" dashstyle="dash"/>
+                <v:imagedata o:title=""/>
+                <o:lock v:ext="edit" aspectratio="f"/>
+                <v:textbox>
+                  <w:txbxContent>
+                    <w:p>
+                      <w:pPr>
+                        <w:rPr>
+                          <w:rFonts w:hint="default"/>
+                          <w:b/>
+                          <w:bCs/>
+                          <w:lang w:val="en-PH"/>
+                        </w:rPr>
+                      </w:pPr>
+                      <w:r>
+                        <w:rPr>
+                          <w:rFonts w:hint="default"/>
+                          <w:b/>
+                          <w:bCs/>
+                          <w:lang w:val="en-PH"/>
+                        </w:rPr>
+                        <w:t>.</w:t>
+                      </w:r>
+                    </w:p>
+                  </w:txbxContent>
+                </v:textbox>
+              </v:shape>
+            </w:pict>
+          </mc:Fallback>
+        </mc:AlternateContent>
+      </w:r>
     </w:p>
     <w:p>
       <w:pPr>
@@ -6483,11 +6621,21 @@
                               <w:rPr>
                                 <w:b/>
                                 <w:bCs/>
+                                <w:color w:val="auto"/>
+                                <w:sz w:val="24"/>
+                                <w:szCs w:val="24"/>
+                              </w:rPr>
+                              <w:t xml:space="preserve">GHAYLORD P. ANCIANO  </w:t>
+                            </w:r>
+                            <w:r>
+                              <w:rPr>
+                                <w:b/>
+                                <w:bCs/>
                                 <w:color w:val="EE0000"/>
                                 <w:sz w:val="24"/>
                                 <w:szCs w:val="24"/>
                               </w:rPr>
-                              <w:t xml:space="preserve">GHAYLORD P. ANCIANO                   </w:t>
+                              <w:t xml:space="preserve">                 </w:t>
                             </w:r>
                           </w:p>
                           <w:p>
@@ -7200,11 +7348,21 @@
                         <w:rPr>
                           <w:b/>
                           <w:bCs/>
+                          <w:color w:val="auto"/>
+                          <w:sz w:val="24"/>
+                          <w:szCs w:val="24"/>
+                        </w:rPr>
+                        <w:t xml:space="preserve">GHAYLORD P. ANCIANO  </w:t>
+                      </w:r>
+                      <w:r>
+                        <w:rPr>
+                          <w:b/>
+                          <w:bCs/>
                           <w:color w:val="EE0000"/>
                           <w:sz w:val="24"/>
                           <w:szCs w:val="24"/>
                         </w:rPr>
-                        <w:t xml:space="preserve">GHAYLORD P. ANCIANO                   </w:t>
+                        <w:t xml:space="preserve">                 </w:t>
                       </w:r>
                     </w:p>
                     <w:p>
@@ -13642,6 +13800,29 @@
 </file>
 
 <file path=customXml/item2.xml><?xml version="1.0" encoding="utf-8"?>
+<p:properties xmlns:p="http://schemas.microsoft.com/office/2006/metadata/properties" xmlns:xsi="http://www.w3.org/2001/XMLSchema-instance" xmlns:pc="http://schemas.microsoft.com/office/infopath/2007/PartnerControls">
+  <documentManagement>
+    <lcf76f155ced4ddcb4097134ff3c332f xmlns="61535973-5223-4bf4-bdcc-6c7df9166676">
+      <Terms xmlns="http://schemas.microsoft.com/office/infopath/2007/PartnerControls"/>
+    </lcf76f155ced4ddcb4097134ff3c332f>
+  </documentManagement>
+</p:properties>
+</file>
+
+<file path=customXml/item3.xml><?xml version="1.0" encoding="utf-8"?>
+<?mso-contentType ?>
+<FormTemplates xmlns="http://schemas.microsoft.com/sharepoint/v3/contenttype/forms">
+  <Display>DocumentLibraryForm</Display>
+  <Edit>DocumentLibraryForm</Edit>
+  <New>DocumentLibraryForm</New>
+</FormTemplates>
+</file>
+
+<file path=customXml/item4.xml><?xml version="1.0" encoding="utf-8"?>
+<b:Sources xmlns:b="http://schemas.openxmlformats.org/officeDocument/2006/bibliography" xmlns="http://schemas.openxmlformats.org/officeDocument/2006/bibliography" SelectedStyle="\APASixthEditionOfficeOnline.xsl" StyleName="APA" Version="6"/>
+</file>
+
+<file path=customXml/item5.xml><?xml version="1.0" encoding="utf-8"?>
 <ct:contentTypeSchema xmlns:ct="http://schemas.microsoft.com/office/2006/metadata/contentType" xmlns:ma="http://schemas.microsoft.com/office/2006/metadata/properties/metaAttributes" ct:_="" ma:_="" ma:contentTypeName="Document" ma:contentTypeID="0x0101004061E9AFAF7CA04B82F43B8373745610" ma:contentTypeVersion="15" ma:contentTypeDescription="Create a new document." ma:contentTypeScope="" ma:versionID="3807037a0979b6ce9196f65959799221">
   <xsd:schema xmlns:xsd="http://www.w3.org/2001/XMLSchema" xmlns:xs="http://www.w3.org/2001/XMLSchema" xmlns:p="http://schemas.microsoft.com/office/2006/metadata/properties" xmlns:ns2="61535973-5223-4bf4-bdcc-6c7df9166676" xmlns:ns3="ab5b6d4b-4285-4680-b1ee-6fe31a63f7d7" targetNamespace="http://schemas.microsoft.com/office/2006/metadata/properties" ma:root="true" ma:fieldsID="0698124c94b6a25b909cbe33b647c32f" ns2:_="" ns3:_="">
     <xsd:import namespace="61535973-5223-4bf4-bdcc-6c7df9166676"/>
@@ -13872,29 +14053,6 @@
 </ct:contentTypeSchema>
 </file>
 
-<file path=customXml/item3.xml><?xml version="1.0" encoding="utf-8"?>
-<b:Sources xmlns:b="http://schemas.openxmlformats.org/officeDocument/2006/bibliography" xmlns="http://schemas.openxmlformats.org/officeDocument/2006/bibliography" SelectedStyle="\APASixthEditionOfficeOnline.xsl" StyleName="APA" Version="6"/>
-</file>
-
-<file path=customXml/item4.xml><?xml version="1.0" encoding="utf-8"?>
-<?mso-contentType ?>
-<FormTemplates xmlns="http://schemas.microsoft.com/sharepoint/v3/contenttype/forms">
-  <Display>DocumentLibraryForm</Display>
-  <Edit>DocumentLibraryForm</Edit>
-  <New>DocumentLibraryForm</New>
-</FormTemplates>
-</file>
-
-<file path=customXml/item5.xml><?xml version="1.0" encoding="utf-8"?>
-<p:properties xmlns:p="http://schemas.microsoft.com/office/2006/metadata/properties" xmlns:xsi="http://www.w3.org/2001/XMLSchema-instance" xmlns:pc="http://schemas.microsoft.com/office/infopath/2007/PartnerControls">
-  <documentManagement>
-    <lcf76f155ced4ddcb4097134ff3c332f xmlns="61535973-5223-4bf4-bdcc-6c7df9166676">
-      <Terms xmlns="http://schemas.microsoft.com/office/infopath/2007/PartnerControls"/>
-    </lcf76f155ced4ddcb4097134ff3c332f>
-  </documentManagement>
-</p:properties>
-</file>
-
 <file path=customXml/itemProps1.xml><?xml version="1.0" encoding="utf-8"?>
 <ds:datastoreItem xmlns:ds="http://schemas.openxmlformats.org/officeDocument/2006/customXml" ds:itemID="{B1977F7D-205B-4081-913C-38D41E755F92}">
   <ds:schemaRefs>
@@ -13904,25 +14062,25 @@
 </file>
 
 <file path=customXml/itemProps2.xml><?xml version="1.0" encoding="utf-8"?>
-<ds:datastoreItem xmlns:ds="http://schemas.openxmlformats.org/officeDocument/2006/customXml" ds:itemID="{4C05208C-5CEB-4531-9757-7015881DFAD1}">
+<ds:datastoreItem xmlns:ds="http://schemas.openxmlformats.org/officeDocument/2006/customXml" ds:itemID="{DD5ADA96-6B37-44C9-916B-603F7A79B272}">
   <ds:schemaRefs/>
 </ds:datastoreItem>
 </file>
 
 <file path=customXml/itemProps3.xml><?xml version="1.0" encoding="utf-8"?>
+<ds:datastoreItem xmlns:ds="http://schemas.openxmlformats.org/officeDocument/2006/customXml" ds:itemID="{1A5AAE97-7767-4350-BC4C-D8BD8B855F0B}">
+  <ds:schemaRefs/>
+</ds:datastoreItem>
+</file>
+
+<file path=customXml/itemProps4.xml><?xml version="1.0" encoding="utf-8"?>
 <ds:datastoreItem xmlns:ds="http://schemas.openxmlformats.org/officeDocument/2006/customXml" ds:itemID="{547534C1-321D-4C0B-9D51-AA133DA5F584}">
   <ds:schemaRefs/>
 </ds:datastoreItem>
 </file>
 
-<file path=customXml/itemProps4.xml><?xml version="1.0" encoding="utf-8"?>
-<ds:datastoreItem xmlns:ds="http://schemas.openxmlformats.org/officeDocument/2006/customXml" ds:itemID="{1A5AAE97-7767-4350-BC4C-D8BD8B855F0B}">
-  <ds:schemaRefs/>
-</ds:datastoreItem>
-</file>
-
 <file path=customXml/itemProps5.xml><?xml version="1.0" encoding="utf-8"?>
-<ds:datastoreItem xmlns:ds="http://schemas.openxmlformats.org/officeDocument/2006/customXml" ds:itemID="{DD5ADA96-6B37-44C9-916B-603F7A79B272}">
+<ds:datastoreItem xmlns:ds="http://schemas.openxmlformats.org/officeDocument/2006/customXml" ds:itemID="{4C05208C-5CEB-4531-9757-7015881DFAD1}">
   <ds:schemaRefs/>
 </ds:datastoreItem>
 </file>